--- a/4.质量管理/2.运行记录类文件/040207-运维服务质量管理计划.docx
+++ b/4.质量管理/2.运行记录类文件/040207-运维服务质量管理计划.docx
@@ -39,7 +39,7 @@
         <w:snapToGrid w:val="0"/>
         <w:textAlignment w:val="baseline"/>
       </w:pPr>
-      <w:bookmarkStart w:id="0" w:name="_Toc27868"/>
+      <w:bookmarkStart w:id="0" w:name="_Toc30422"/>
       <w:r>
         <w:t>运维服务质量管理计划</w:t>
       </w:r>
@@ -83,7 +83,7 @@
         <w:snapToGrid w:val="0"/>
         <w:textAlignment w:val="baseline"/>
       </w:pPr>
-      <w:bookmarkStart w:id="1" w:name="_Toc27277"/>
+      <w:bookmarkStart w:id="1" w:name="_Toc30405"/>
       <w:r>
         <w:t>中达丰集团有限公司</w:t>
       </w:r>
@@ -197,7 +197,7 @@
           <w:szCs w:val="28"/>
         </w:rPr>
       </w:pPr>
-      <w:bookmarkStart w:id="2" w:name="_Toc18017"/>
+      <w:bookmarkStart w:id="2" w:name="_Toc498"/>
       <w:r>
         <w:rPr>
           <w:rFonts w:ascii="宋体" w:hAnsi="宋体" w:eastAsia="宋体" w:cs="宋体"/>
@@ -1264,7 +1264,7 @@
               <w:rFonts w:ascii="Times New Roman" w:hAnsi="Times New Roman" w:eastAsia="Times New Roman" w:cs="Times New Roman"/>
               <w:szCs w:val="24"/>
             </w:rPr>
-            <w:instrText xml:space="preserve"> HYPERLINK \l _Toc27868 </w:instrText>
+            <w:instrText xml:space="preserve"> HYPERLINK \l _Toc30422 </w:instrText>
           </w:r>
           <w:r>
             <w:rPr>
@@ -1283,7 +1283,7 @@
             <w:fldChar w:fldCharType="begin"/>
           </w:r>
           <w:r>
-            <w:instrText xml:space="preserve"> PAGEREF _Toc27868 \h </w:instrText>
+            <w:instrText xml:space="preserve"> PAGEREF _Toc30422 \h </w:instrText>
           </w:r>
           <w:r>
             <w:fldChar w:fldCharType="separate"/>
@@ -1321,7 +1321,7 @@
               <w:rFonts w:ascii="Times New Roman" w:hAnsi="Times New Roman" w:eastAsia="Times New Roman" w:cs="Times New Roman"/>
               <w:szCs w:val="24"/>
             </w:rPr>
-            <w:instrText xml:space="preserve"> HYPERLINK \l _Toc27277 </w:instrText>
+            <w:instrText xml:space="preserve"> HYPERLINK \l _Toc30405 </w:instrText>
           </w:r>
           <w:r>
             <w:rPr>
@@ -1340,7 +1340,7 @@
             <w:fldChar w:fldCharType="begin"/>
           </w:r>
           <w:r>
-            <w:instrText xml:space="preserve"> PAGEREF _Toc27277 \h </w:instrText>
+            <w:instrText xml:space="preserve"> PAGEREF _Toc30405 \h </w:instrText>
           </w:r>
           <w:r>
             <w:fldChar w:fldCharType="separate"/>
@@ -1378,7 +1378,7 @@
               <w:rFonts w:ascii="Times New Roman" w:hAnsi="Times New Roman" w:eastAsia="Times New Roman" w:cs="Times New Roman"/>
               <w:szCs w:val="24"/>
             </w:rPr>
-            <w:instrText xml:space="preserve"> HYPERLINK \l _Toc18017 </w:instrText>
+            <w:instrText xml:space="preserve"> HYPERLINK \l _Toc498 </w:instrText>
           </w:r>
           <w:r>
             <w:rPr>
@@ -1402,7 +1402,7 @@
             <w:fldChar w:fldCharType="begin"/>
           </w:r>
           <w:r>
-            <w:instrText xml:space="preserve"> PAGEREF _Toc18017 \h </w:instrText>
+            <w:instrText xml:space="preserve"> PAGEREF _Toc498 \h </w:instrText>
           </w:r>
           <w:r>
             <w:fldChar w:fldCharType="separate"/>
@@ -1440,7 +1440,7 @@
               <w:rFonts w:ascii="Times New Roman" w:hAnsi="Times New Roman" w:eastAsia="Times New Roman" w:cs="Times New Roman"/>
               <w:szCs w:val="24"/>
             </w:rPr>
-            <w:instrText xml:space="preserve"> HYPERLINK \l _Toc13531 </w:instrText>
+            <w:instrText xml:space="preserve"> HYPERLINK \l _Toc1393 </w:instrText>
           </w:r>
           <w:r>
             <w:rPr>
@@ -1465,7 +1465,7 @@
             <w:fldChar w:fldCharType="begin"/>
           </w:r>
           <w:r>
-            <w:instrText xml:space="preserve"> PAGEREF _Toc13531 \h </w:instrText>
+            <w:instrText xml:space="preserve"> PAGEREF _Toc1393 \h </w:instrText>
           </w:r>
           <w:r>
             <w:fldChar w:fldCharType="separate"/>
@@ -1503,7 +1503,7 @@
               <w:rFonts w:ascii="Times New Roman" w:hAnsi="Times New Roman" w:eastAsia="Times New Roman" w:cs="Times New Roman"/>
               <w:szCs w:val="24"/>
             </w:rPr>
-            <w:instrText xml:space="preserve"> HYPERLINK \l _Toc8569 </w:instrText>
+            <w:instrText xml:space="preserve"> HYPERLINK \l _Toc31251 </w:instrText>
           </w:r>
           <w:r>
             <w:rPr>
@@ -1528,7 +1528,7 @@
             <w:fldChar w:fldCharType="begin"/>
           </w:r>
           <w:r>
-            <w:instrText xml:space="preserve"> PAGEREF _Toc8569 \h </w:instrText>
+            <w:instrText xml:space="preserve"> PAGEREF _Toc31251 \h </w:instrText>
           </w:r>
           <w:r>
             <w:fldChar w:fldCharType="separate"/>
@@ -1566,7 +1566,7 @@
               <w:rFonts w:ascii="Times New Roman" w:hAnsi="Times New Roman" w:eastAsia="Times New Roman" w:cs="Times New Roman"/>
               <w:szCs w:val="24"/>
             </w:rPr>
-            <w:instrText xml:space="preserve"> HYPERLINK \l _Toc14765 </w:instrText>
+            <w:instrText xml:space="preserve"> HYPERLINK \l _Toc5183 </w:instrText>
           </w:r>
           <w:r>
             <w:rPr>
@@ -1591,7 +1591,7 @@
             <w:fldChar w:fldCharType="begin"/>
           </w:r>
           <w:r>
-            <w:instrText xml:space="preserve"> PAGEREF _Toc14765 \h </w:instrText>
+            <w:instrText xml:space="preserve"> PAGEREF _Toc5183 \h </w:instrText>
           </w:r>
           <w:r>
             <w:fldChar w:fldCharType="separate"/>
@@ -1629,7 +1629,7 @@
               <w:rFonts w:ascii="Times New Roman" w:hAnsi="Times New Roman" w:eastAsia="Times New Roman" w:cs="Times New Roman"/>
               <w:szCs w:val="24"/>
             </w:rPr>
-            <w:instrText xml:space="preserve"> HYPERLINK \l _Toc1115 </w:instrText>
+            <w:instrText xml:space="preserve"> HYPERLINK \l _Toc15663 </w:instrText>
           </w:r>
           <w:r>
             <w:rPr>
@@ -1654,7 +1654,7 @@
             <w:fldChar w:fldCharType="begin"/>
           </w:r>
           <w:r>
-            <w:instrText xml:space="preserve"> PAGEREF _Toc1115 \h </w:instrText>
+            <w:instrText xml:space="preserve"> PAGEREF _Toc15663 \h </w:instrText>
           </w:r>
           <w:r>
             <w:fldChar w:fldCharType="separate"/>
@@ -1692,7 +1692,7 @@
               <w:rFonts w:ascii="Times New Roman" w:hAnsi="Times New Roman" w:eastAsia="Times New Roman" w:cs="Times New Roman"/>
               <w:szCs w:val="24"/>
             </w:rPr>
-            <w:instrText xml:space="preserve"> HYPERLINK \l _Toc8739 </w:instrText>
+            <w:instrText xml:space="preserve"> HYPERLINK \l _Toc31989 </w:instrText>
           </w:r>
           <w:r>
             <w:rPr>
@@ -1717,7 +1717,7 @@
             <w:fldChar w:fldCharType="begin"/>
           </w:r>
           <w:r>
-            <w:instrText xml:space="preserve"> PAGEREF _Toc8739 \h </w:instrText>
+            <w:instrText xml:space="preserve"> PAGEREF _Toc31989 \h </w:instrText>
           </w:r>
           <w:r>
             <w:fldChar w:fldCharType="separate"/>
@@ -1755,7 +1755,7 @@
               <w:rFonts w:ascii="Times New Roman" w:hAnsi="Times New Roman" w:eastAsia="Times New Roman" w:cs="Times New Roman"/>
               <w:szCs w:val="24"/>
             </w:rPr>
-            <w:instrText xml:space="preserve"> HYPERLINK \l _Toc26695 </w:instrText>
+            <w:instrText xml:space="preserve"> HYPERLINK \l _Toc27409 </w:instrText>
           </w:r>
           <w:r>
             <w:rPr>
@@ -1780,7 +1780,7 @@
             <w:fldChar w:fldCharType="begin"/>
           </w:r>
           <w:r>
-            <w:instrText xml:space="preserve"> PAGEREF _Toc26695 \h </w:instrText>
+            <w:instrText xml:space="preserve"> PAGEREF _Toc27409 \h </w:instrText>
           </w:r>
           <w:r>
             <w:fldChar w:fldCharType="separate"/>
@@ -1818,7 +1818,7 @@
               <w:rFonts w:ascii="Times New Roman" w:hAnsi="Times New Roman" w:eastAsia="Times New Roman" w:cs="Times New Roman"/>
               <w:szCs w:val="24"/>
             </w:rPr>
-            <w:instrText xml:space="preserve"> HYPERLINK \l _Toc11415 </w:instrText>
+            <w:instrText xml:space="preserve"> HYPERLINK \l _Toc16607 </w:instrText>
           </w:r>
           <w:r>
             <w:rPr>
@@ -1828,6 +1828,12 @@
             <w:fldChar w:fldCharType="separate"/>
           </w:r>
           <w:r>
+            <w:rPr>
+              <w:rFonts w:hint="default"/>
+            </w:rPr>
+            <w:t xml:space="preserve">6.1. </w:t>
+          </w:r>
+          <w:r>
             <w:t>运维服务能力</w:t>
           </w:r>
           <w:r>
@@ -1844,7 +1850,7 @@
             <w:fldChar w:fldCharType="begin"/>
           </w:r>
           <w:r>
-            <w:instrText xml:space="preserve"> PAGEREF _Toc11415 \h </w:instrText>
+            <w:instrText xml:space="preserve"> PAGEREF _Toc16607 \h </w:instrText>
           </w:r>
           <w:r>
             <w:fldChar w:fldCharType="separate"/>
@@ -1882,7 +1888,7 @@
               <w:rFonts w:ascii="Times New Roman" w:hAnsi="Times New Roman" w:eastAsia="Times New Roman" w:cs="Times New Roman"/>
               <w:szCs w:val="24"/>
             </w:rPr>
-            <w:instrText xml:space="preserve"> HYPERLINK \l _Toc31711 </w:instrText>
+            <w:instrText xml:space="preserve"> HYPERLINK \l _Toc9663 </w:instrText>
           </w:r>
           <w:r>
             <w:rPr>
@@ -1895,7 +1901,7 @@
             <w:rPr>
               <w:rFonts w:hint="default"/>
             </w:rPr>
-            <w:t xml:space="preserve">6.1. </w:t>
+            <w:t xml:space="preserve">6.2. </w:t>
           </w:r>
           <w:r>
             <w:t>运维服务能力管理评审</w:t>
@@ -1907,7 +1913,7 @@
             <w:fldChar w:fldCharType="begin"/>
           </w:r>
           <w:r>
-            <w:instrText xml:space="preserve"> PAGEREF _Toc31711 \h </w:instrText>
+            <w:instrText xml:space="preserve"> PAGEREF _Toc9663 \h </w:instrText>
           </w:r>
           <w:r>
             <w:fldChar w:fldCharType="separate"/>
@@ -1945,7 +1951,7 @@
               <w:rFonts w:ascii="Times New Roman" w:hAnsi="Times New Roman" w:eastAsia="Times New Roman" w:cs="Times New Roman"/>
               <w:szCs w:val="24"/>
             </w:rPr>
-            <w:instrText xml:space="preserve"> HYPERLINK \l _Toc22543 </w:instrText>
+            <w:instrText xml:space="preserve"> HYPERLINK \l _Toc12338 </w:instrText>
           </w:r>
           <w:r>
             <w:rPr>
@@ -1958,7 +1964,7 @@
             <w:rPr>
               <w:rFonts w:hint="default"/>
             </w:rPr>
-            <w:t xml:space="preserve">6.2. </w:t>
+            <w:t xml:space="preserve">6.3. </w:t>
           </w:r>
           <w:r>
             <w:t>客户满意度调查</w:t>
@@ -1977,7 +1983,7 @@
             <w:fldChar w:fldCharType="begin"/>
           </w:r>
           <w:r>
-            <w:instrText xml:space="preserve"> PAGEREF _Toc22543 \h </w:instrText>
+            <w:instrText xml:space="preserve"> PAGEREF _Toc12338 \h </w:instrText>
           </w:r>
           <w:r>
             <w:fldChar w:fldCharType="separate"/>
@@ -2015,7 +2021,7 @@
               <w:rFonts w:ascii="Times New Roman" w:hAnsi="Times New Roman" w:eastAsia="Times New Roman" w:cs="Times New Roman"/>
               <w:szCs w:val="24"/>
             </w:rPr>
-            <w:instrText xml:space="preserve"> HYPERLINK \l _Toc18774 </w:instrText>
+            <w:instrText xml:space="preserve"> HYPERLINK \l _Toc25046 </w:instrText>
           </w:r>
           <w:r>
             <w:rPr>
@@ -2029,7 +2035,7 @@
               <w:rFonts w:hint="default"/>
               <w:lang w:val="en-US" w:eastAsia="zh-CN"/>
             </w:rPr>
-            <w:t xml:space="preserve">6.3. </w:t>
+            <w:t xml:space="preserve">6.4. </w:t>
           </w:r>
           <w:r>
             <w:rPr>
@@ -2045,7 +2051,7 @@
             <w:fldChar w:fldCharType="begin"/>
           </w:r>
           <w:r>
-            <w:instrText xml:space="preserve"> PAGEREF _Toc18774 \h </w:instrText>
+            <w:instrText xml:space="preserve"> PAGEREF _Toc25046 \h </w:instrText>
           </w:r>
           <w:r>
             <w:fldChar w:fldCharType="separate"/>
@@ -2152,7 +2158,7 @@
         <w:snapToGrid w:val="0"/>
         <w:textAlignment w:val="baseline"/>
       </w:pPr>
-      <w:bookmarkStart w:id="3" w:name="_Toc13531"/>
+      <w:bookmarkStart w:id="3" w:name="_Toc1393"/>
       <w:r>
         <w:t>目的</w:t>
       </w:r>
@@ -2189,7 +2195,18 @@
           <w:sz w:val="24"/>
           <w:szCs w:val="24"/>
         </w:rPr>
-        <w:t>依据我公司运维服务业务定位和能力，策划运行维护服务对象的服务</w:t>
+        <w:t>依据我公司运维服务业务</w:t>
+      </w:r>
+      <w:bookmarkStart w:id="14" w:name="_GoBack"/>
+      <w:bookmarkEnd w:id="14"/>
+      <w:r>
+        <w:rPr>
+          <w:rFonts w:ascii="宋体" w:hAnsi="宋体" w:eastAsia="宋体" w:cs="宋体"/>
+          <w:spacing w:val="-1"/>
+          <w:sz w:val="24"/>
+          <w:szCs w:val="24"/>
+        </w:rPr>
+        <w:t>定位和能力，策划运行维护服务对象的服务</w:t>
       </w:r>
       <w:r>
         <w:rPr>
@@ -2219,7 +2236,7 @@
         <w:snapToGrid w:val="0"/>
         <w:textAlignment w:val="baseline"/>
       </w:pPr>
-      <w:bookmarkStart w:id="4" w:name="_Toc8569"/>
+      <w:bookmarkStart w:id="4" w:name="_Toc31251"/>
       <w:r>
         <w:t>适用范围</w:t>
       </w:r>
@@ -2278,7 +2295,7 @@
         <w:snapToGrid w:val="0"/>
         <w:textAlignment w:val="baseline"/>
       </w:pPr>
-      <w:bookmarkStart w:id="5" w:name="_Toc14765"/>
+      <w:bookmarkStart w:id="5" w:name="_Toc5183"/>
       <w:r>
         <w:t>引用文件</w:t>
       </w:r>
@@ -2860,7 +2877,7 @@
         <w:snapToGrid w:val="0"/>
         <w:textAlignment w:val="baseline"/>
       </w:pPr>
-      <w:bookmarkStart w:id="6" w:name="_Toc1115"/>
+      <w:bookmarkStart w:id="6" w:name="_Toc15663"/>
       <w:r>
         <w:t>术语与定义</w:t>
       </w:r>
@@ -2917,7 +2934,7 @@
         <w:snapToGrid w:val="0"/>
         <w:textAlignment w:val="baseline"/>
       </w:pPr>
-      <w:bookmarkStart w:id="7" w:name="_Toc8739"/>
+      <w:bookmarkStart w:id="7" w:name="_Toc31989"/>
       <w:r>
         <w:t>角色与职责</w:t>
       </w:r>
@@ -5704,7 +5721,7 @@
       </w:pPr>
       <w:bookmarkStart w:id="8" w:name="bookmark1"/>
       <w:bookmarkEnd w:id="8"/>
-      <w:bookmarkStart w:id="9" w:name="_Toc26695"/>
+      <w:bookmarkStart w:id="9" w:name="_Toc27409"/>
       <w:r>
         <w:t>服务质量管理活动</w:t>
       </w:r>
@@ -5748,27 +5765,9 @@
     <w:p>
       <w:pPr>
         <w:pStyle w:val="28"/>
-        <w:keepNext w:val="0"/>
-        <w:keepLines w:val="0"/>
-        <w:pageBreakBefore w:val="0"/>
-        <w:widowControl w:val="0"/>
-        <w:numPr>
-          <w:ilvl w:val="1"/>
-          <w:numId w:val="0"/>
-        </w:numPr>
-        <w:kinsoku w:val="0"/>
-        <w:wordWrap/>
-        <w:overflowPunct/>
-        <w:topLinePunct w:val="0"/>
-        <w:autoSpaceDE w:val="0"/>
-        <w:autoSpaceDN w:val="0"/>
         <w:bidi w:val="0"/>
-        <w:adjustRightInd w:val="0"/>
-        <w:snapToGrid w:val="0"/>
-        <w:ind w:leftChars="0"/>
-        <w:textAlignment w:val="baseline"/>
       </w:pPr>
-      <w:bookmarkStart w:id="10" w:name="_Toc11415"/>
+      <w:bookmarkStart w:id="10" w:name="_Toc16607"/>
       <w:r>
         <w:t>运维服务能力</w:t>
       </w:r>
@@ -5948,7 +5947,7 @@
         <w:snapToGrid w:val="0"/>
         <w:textAlignment w:val="baseline"/>
       </w:pPr>
-      <w:bookmarkStart w:id="11" w:name="_Toc31711"/>
+      <w:bookmarkStart w:id="11" w:name="_Toc9663"/>
       <w:r>
         <w:t>运维服务能力管理评审</w:t>
       </w:r>
@@ -6036,7 +6035,7 @@
         <w:snapToGrid w:val="0"/>
         <w:textAlignment w:val="baseline"/>
       </w:pPr>
-      <w:bookmarkStart w:id="12" w:name="_Toc22543"/>
+      <w:bookmarkStart w:id="12" w:name="_Toc12338"/>
       <w:r>
         <w:t>客户满意度调查</w:t>
       </w:r>
@@ -6116,18 +6115,7 @@
           <w:sz w:val="24"/>
           <w:szCs w:val="24"/>
         </w:rPr>
-        <w:t>项目级的客户满意度调查是对每个已解决的事件或问题在24</w:t>
-      </w:r>
-      <w:bookmarkStart w:id="14" w:name="_GoBack"/>
-      <w:bookmarkEnd w:id="14"/>
-      <w:r>
-        <w:rPr>
-          <w:rFonts w:ascii="宋体" w:hAnsi="宋体" w:eastAsia="宋体" w:cs="宋体"/>
-          <w:spacing w:val="-1"/>
-          <w:sz w:val="24"/>
-          <w:szCs w:val="24"/>
-        </w:rPr>
-        <w:t>小时内进行电话回访，确认工程师是否成功解决问题，了解客户对处理结果的满意度。</w:t>
+        <w:t>项目级的客户满意度调查是对每个已解决的事件或问题在24小时内进行电话回访，确认工程师是否成功解决问题，了解客户对处理结果的满意度。</w:t>
       </w:r>
     </w:p>
     <w:p>
@@ -6152,7 +6140,7 @@
           <w:lang w:val="en-US" w:eastAsia="zh-CN"/>
         </w:rPr>
       </w:pPr>
-      <w:bookmarkStart w:id="13" w:name="_Toc18774"/>
+      <w:bookmarkStart w:id="13" w:name="_Toc25046"/>
       <w:r>
         <w:rPr>
           <w:rFonts w:hint="eastAsia"/>

--- a/4.质量管理/2.运行记录类文件/040207-运维服务质量管理计划.docx
+++ b/4.质量管理/2.运行记录类文件/040207-运维服务质量管理计划.docx
@@ -39,7 +39,7 @@
         <w:snapToGrid w:val="0"/>
         <w:textAlignment w:val="baseline"/>
       </w:pPr>
-      <w:bookmarkStart w:id="0" w:name="_Toc30422"/>
+      <w:bookmarkStart w:id="0" w:name="_Toc12411"/>
       <w:r>
         <w:t>运维服务质量管理计划</w:t>
       </w:r>
@@ -83,7 +83,7 @@
         <w:snapToGrid w:val="0"/>
         <w:textAlignment w:val="baseline"/>
       </w:pPr>
-      <w:bookmarkStart w:id="1" w:name="_Toc30405"/>
+      <w:bookmarkStart w:id="1" w:name="_Toc17168"/>
       <w:r>
         <w:t>中达丰集团有限公司</w:t>
       </w:r>
@@ -197,7 +197,7 @@
           <w:szCs w:val="28"/>
         </w:rPr>
       </w:pPr>
-      <w:bookmarkStart w:id="2" w:name="_Toc498"/>
+      <w:bookmarkStart w:id="2" w:name="_Toc31907"/>
       <w:r>
         <w:rPr>
           <w:rFonts w:ascii="宋体" w:hAnsi="宋体" w:eastAsia="宋体" w:cs="宋体"/>
@@ -1264,7 +1264,7 @@
               <w:rFonts w:ascii="Times New Roman" w:hAnsi="Times New Roman" w:eastAsia="Times New Roman" w:cs="Times New Roman"/>
               <w:szCs w:val="24"/>
             </w:rPr>
-            <w:instrText xml:space="preserve"> HYPERLINK \l _Toc30422 </w:instrText>
+            <w:instrText xml:space="preserve"> HYPERLINK \l _Toc12411 </w:instrText>
           </w:r>
           <w:r>
             <w:rPr>
@@ -1283,7 +1283,7 @@
             <w:fldChar w:fldCharType="begin"/>
           </w:r>
           <w:r>
-            <w:instrText xml:space="preserve"> PAGEREF _Toc30422 \h </w:instrText>
+            <w:instrText xml:space="preserve"> PAGEREF _Toc12411 \h </w:instrText>
           </w:r>
           <w:r>
             <w:fldChar w:fldCharType="separate"/>
@@ -1321,7 +1321,7 @@
               <w:rFonts w:ascii="Times New Roman" w:hAnsi="Times New Roman" w:eastAsia="Times New Roman" w:cs="Times New Roman"/>
               <w:szCs w:val="24"/>
             </w:rPr>
-            <w:instrText xml:space="preserve"> HYPERLINK \l _Toc30405 </w:instrText>
+            <w:instrText xml:space="preserve"> HYPERLINK \l _Toc17168 </w:instrText>
           </w:r>
           <w:r>
             <w:rPr>
@@ -1340,7 +1340,7 @@
             <w:fldChar w:fldCharType="begin"/>
           </w:r>
           <w:r>
-            <w:instrText xml:space="preserve"> PAGEREF _Toc30405 \h </w:instrText>
+            <w:instrText xml:space="preserve"> PAGEREF _Toc17168 \h </w:instrText>
           </w:r>
           <w:r>
             <w:fldChar w:fldCharType="separate"/>
@@ -1378,7 +1378,7 @@
               <w:rFonts w:ascii="Times New Roman" w:hAnsi="Times New Roman" w:eastAsia="Times New Roman" w:cs="Times New Roman"/>
               <w:szCs w:val="24"/>
             </w:rPr>
-            <w:instrText xml:space="preserve"> HYPERLINK \l _Toc498 </w:instrText>
+            <w:instrText xml:space="preserve"> HYPERLINK \l _Toc31907 </w:instrText>
           </w:r>
           <w:r>
             <w:rPr>
@@ -1402,7 +1402,7 @@
             <w:fldChar w:fldCharType="begin"/>
           </w:r>
           <w:r>
-            <w:instrText xml:space="preserve"> PAGEREF _Toc498 \h </w:instrText>
+            <w:instrText xml:space="preserve"> PAGEREF _Toc31907 \h </w:instrText>
           </w:r>
           <w:r>
             <w:fldChar w:fldCharType="separate"/>
@@ -1440,7 +1440,7 @@
               <w:rFonts w:ascii="Times New Roman" w:hAnsi="Times New Roman" w:eastAsia="Times New Roman" w:cs="Times New Roman"/>
               <w:szCs w:val="24"/>
             </w:rPr>
-            <w:instrText xml:space="preserve"> HYPERLINK \l _Toc1393 </w:instrText>
+            <w:instrText xml:space="preserve"> HYPERLINK \l _Toc5349 </w:instrText>
           </w:r>
           <w:r>
             <w:rPr>
@@ -1465,7 +1465,7 @@
             <w:fldChar w:fldCharType="begin"/>
           </w:r>
           <w:r>
-            <w:instrText xml:space="preserve"> PAGEREF _Toc1393 \h </w:instrText>
+            <w:instrText xml:space="preserve"> PAGEREF _Toc5349 \h </w:instrText>
           </w:r>
           <w:r>
             <w:fldChar w:fldCharType="separate"/>
@@ -1503,7 +1503,7 @@
               <w:rFonts w:ascii="Times New Roman" w:hAnsi="Times New Roman" w:eastAsia="Times New Roman" w:cs="Times New Roman"/>
               <w:szCs w:val="24"/>
             </w:rPr>
-            <w:instrText xml:space="preserve"> HYPERLINK \l _Toc31251 </w:instrText>
+            <w:instrText xml:space="preserve"> HYPERLINK \l _Toc29276 </w:instrText>
           </w:r>
           <w:r>
             <w:rPr>
@@ -1528,7 +1528,7 @@
             <w:fldChar w:fldCharType="begin"/>
           </w:r>
           <w:r>
-            <w:instrText xml:space="preserve"> PAGEREF _Toc31251 \h </w:instrText>
+            <w:instrText xml:space="preserve"> PAGEREF _Toc29276 \h </w:instrText>
           </w:r>
           <w:r>
             <w:fldChar w:fldCharType="separate"/>
@@ -1566,7 +1566,7 @@
               <w:rFonts w:ascii="Times New Roman" w:hAnsi="Times New Roman" w:eastAsia="Times New Roman" w:cs="Times New Roman"/>
               <w:szCs w:val="24"/>
             </w:rPr>
-            <w:instrText xml:space="preserve"> HYPERLINK \l _Toc5183 </w:instrText>
+            <w:instrText xml:space="preserve"> HYPERLINK \l _Toc18353 </w:instrText>
           </w:r>
           <w:r>
             <w:rPr>
@@ -1591,7 +1591,7 @@
             <w:fldChar w:fldCharType="begin"/>
           </w:r>
           <w:r>
-            <w:instrText xml:space="preserve"> PAGEREF _Toc5183 \h </w:instrText>
+            <w:instrText xml:space="preserve"> PAGEREF _Toc18353 \h </w:instrText>
           </w:r>
           <w:r>
             <w:fldChar w:fldCharType="separate"/>
@@ -1629,7 +1629,7 @@
               <w:rFonts w:ascii="Times New Roman" w:hAnsi="Times New Roman" w:eastAsia="Times New Roman" w:cs="Times New Roman"/>
               <w:szCs w:val="24"/>
             </w:rPr>
-            <w:instrText xml:space="preserve"> HYPERLINK \l _Toc15663 </w:instrText>
+            <w:instrText xml:space="preserve"> HYPERLINK \l _Toc7482 </w:instrText>
           </w:r>
           <w:r>
             <w:rPr>
@@ -1654,7 +1654,7 @@
             <w:fldChar w:fldCharType="begin"/>
           </w:r>
           <w:r>
-            <w:instrText xml:space="preserve"> PAGEREF _Toc15663 \h </w:instrText>
+            <w:instrText xml:space="preserve"> PAGEREF _Toc7482 \h </w:instrText>
           </w:r>
           <w:r>
             <w:fldChar w:fldCharType="separate"/>
@@ -1692,7 +1692,7 @@
               <w:rFonts w:ascii="Times New Roman" w:hAnsi="Times New Roman" w:eastAsia="Times New Roman" w:cs="Times New Roman"/>
               <w:szCs w:val="24"/>
             </w:rPr>
-            <w:instrText xml:space="preserve"> HYPERLINK \l _Toc31989 </w:instrText>
+            <w:instrText xml:space="preserve"> HYPERLINK \l _Toc32757 </w:instrText>
           </w:r>
           <w:r>
             <w:rPr>
@@ -1717,7 +1717,7 @@
             <w:fldChar w:fldCharType="begin"/>
           </w:r>
           <w:r>
-            <w:instrText xml:space="preserve"> PAGEREF _Toc31989 \h </w:instrText>
+            <w:instrText xml:space="preserve"> PAGEREF _Toc32757 \h </w:instrText>
           </w:r>
           <w:r>
             <w:fldChar w:fldCharType="separate"/>
@@ -1755,7 +1755,7 @@
               <w:rFonts w:ascii="Times New Roman" w:hAnsi="Times New Roman" w:eastAsia="Times New Roman" w:cs="Times New Roman"/>
               <w:szCs w:val="24"/>
             </w:rPr>
-            <w:instrText xml:space="preserve"> HYPERLINK \l _Toc27409 </w:instrText>
+            <w:instrText xml:space="preserve"> HYPERLINK \l _Toc16878 </w:instrText>
           </w:r>
           <w:r>
             <w:rPr>
@@ -1780,7 +1780,7 @@
             <w:fldChar w:fldCharType="begin"/>
           </w:r>
           <w:r>
-            <w:instrText xml:space="preserve"> PAGEREF _Toc27409 \h </w:instrText>
+            <w:instrText xml:space="preserve"> PAGEREF _Toc16878 \h </w:instrText>
           </w:r>
           <w:r>
             <w:fldChar w:fldCharType="separate"/>
@@ -1818,7 +1818,7 @@
               <w:rFonts w:ascii="Times New Roman" w:hAnsi="Times New Roman" w:eastAsia="Times New Roman" w:cs="Times New Roman"/>
               <w:szCs w:val="24"/>
             </w:rPr>
-            <w:instrText xml:space="preserve"> HYPERLINK \l _Toc16607 </w:instrText>
+            <w:instrText xml:space="preserve"> HYPERLINK \l _Toc16628 </w:instrText>
           </w:r>
           <w:r>
             <w:rPr>
@@ -1850,7 +1850,7 @@
             <w:fldChar w:fldCharType="begin"/>
           </w:r>
           <w:r>
-            <w:instrText xml:space="preserve"> PAGEREF _Toc16607 \h </w:instrText>
+            <w:instrText xml:space="preserve"> PAGEREF _Toc16628 \h </w:instrText>
           </w:r>
           <w:r>
             <w:fldChar w:fldCharType="separate"/>
@@ -1888,7 +1888,7 @@
               <w:rFonts w:ascii="Times New Roman" w:hAnsi="Times New Roman" w:eastAsia="Times New Roman" w:cs="Times New Roman"/>
               <w:szCs w:val="24"/>
             </w:rPr>
-            <w:instrText xml:space="preserve"> HYPERLINK \l _Toc9663 </w:instrText>
+            <w:instrText xml:space="preserve"> HYPERLINK \l _Toc10942 </w:instrText>
           </w:r>
           <w:r>
             <w:rPr>
@@ -1913,7 +1913,7 @@
             <w:fldChar w:fldCharType="begin"/>
           </w:r>
           <w:r>
-            <w:instrText xml:space="preserve"> PAGEREF _Toc9663 \h </w:instrText>
+            <w:instrText xml:space="preserve"> PAGEREF _Toc10942 \h </w:instrText>
           </w:r>
           <w:r>
             <w:fldChar w:fldCharType="separate"/>
@@ -1951,7 +1951,7 @@
               <w:rFonts w:ascii="Times New Roman" w:hAnsi="Times New Roman" w:eastAsia="Times New Roman" w:cs="Times New Roman"/>
               <w:szCs w:val="24"/>
             </w:rPr>
-            <w:instrText xml:space="preserve"> HYPERLINK \l _Toc12338 </w:instrText>
+            <w:instrText xml:space="preserve"> HYPERLINK \l _Toc22463 </w:instrText>
           </w:r>
           <w:r>
             <w:rPr>
@@ -1983,7 +1983,7 @@
             <w:fldChar w:fldCharType="begin"/>
           </w:r>
           <w:r>
-            <w:instrText xml:space="preserve"> PAGEREF _Toc12338 \h </w:instrText>
+            <w:instrText xml:space="preserve"> PAGEREF _Toc22463 \h </w:instrText>
           </w:r>
           <w:r>
             <w:fldChar w:fldCharType="separate"/>
@@ -2021,7 +2021,7 @@
               <w:rFonts w:ascii="Times New Roman" w:hAnsi="Times New Roman" w:eastAsia="Times New Roman" w:cs="Times New Roman"/>
               <w:szCs w:val="24"/>
             </w:rPr>
-            <w:instrText xml:space="preserve"> HYPERLINK \l _Toc25046 </w:instrText>
+            <w:instrText xml:space="preserve"> HYPERLINK \l _Toc29903 </w:instrText>
           </w:r>
           <w:r>
             <w:rPr>
@@ -2051,7 +2051,7 @@
             <w:fldChar w:fldCharType="begin"/>
           </w:r>
           <w:r>
-            <w:instrText xml:space="preserve"> PAGEREF _Toc25046 \h </w:instrText>
+            <w:instrText xml:space="preserve"> PAGEREF _Toc29903 \h </w:instrText>
           </w:r>
           <w:r>
             <w:fldChar w:fldCharType="separate"/>
@@ -2158,7 +2158,7 @@
         <w:snapToGrid w:val="0"/>
         <w:textAlignment w:val="baseline"/>
       </w:pPr>
-      <w:bookmarkStart w:id="3" w:name="_Toc1393"/>
+      <w:bookmarkStart w:id="3" w:name="_Toc5349"/>
       <w:r>
         <w:t>目的</w:t>
       </w:r>
@@ -2195,18 +2195,7 @@
           <w:sz w:val="24"/>
           <w:szCs w:val="24"/>
         </w:rPr>
-        <w:t>依据我公司运维服务业务</w:t>
-      </w:r>
-      <w:bookmarkStart w:id="14" w:name="_GoBack"/>
-      <w:bookmarkEnd w:id="14"/>
-      <w:r>
-        <w:rPr>
-          <w:rFonts w:ascii="宋体" w:hAnsi="宋体" w:eastAsia="宋体" w:cs="宋体"/>
-          <w:spacing w:val="-1"/>
-          <w:sz w:val="24"/>
-          <w:szCs w:val="24"/>
-        </w:rPr>
-        <w:t>定位和能力，策划运行维护服务对象的服务</w:t>
+        <w:t>依据我公司运维服务业务定位和能力，策划运行维护服务对象的服务</w:t>
       </w:r>
       <w:r>
         <w:rPr>
@@ -2236,7 +2225,7 @@
         <w:snapToGrid w:val="0"/>
         <w:textAlignment w:val="baseline"/>
       </w:pPr>
-      <w:bookmarkStart w:id="4" w:name="_Toc31251"/>
+      <w:bookmarkStart w:id="4" w:name="_Toc29276"/>
       <w:r>
         <w:t>适用范围</w:t>
       </w:r>
@@ -2295,7 +2284,7 @@
         <w:snapToGrid w:val="0"/>
         <w:textAlignment w:val="baseline"/>
       </w:pPr>
-      <w:bookmarkStart w:id="5" w:name="_Toc5183"/>
+      <w:bookmarkStart w:id="5" w:name="_Toc18353"/>
       <w:r>
         <w:t>引用文件</w:t>
       </w:r>
@@ -2877,7 +2866,7 @@
         <w:snapToGrid w:val="0"/>
         <w:textAlignment w:val="baseline"/>
       </w:pPr>
-      <w:bookmarkStart w:id="6" w:name="_Toc15663"/>
+      <w:bookmarkStart w:id="6" w:name="_Toc7482"/>
       <w:r>
         <w:t>术语与定义</w:t>
       </w:r>
@@ -2934,7 +2923,7 @@
         <w:snapToGrid w:val="0"/>
         <w:textAlignment w:val="baseline"/>
       </w:pPr>
-      <w:bookmarkStart w:id="7" w:name="_Toc31989"/>
+      <w:bookmarkStart w:id="7" w:name="_Toc32757"/>
       <w:r>
         <w:t>角色与职责</w:t>
       </w:r>
@@ -5721,7 +5710,7 @@
       </w:pPr>
       <w:bookmarkStart w:id="8" w:name="bookmark1"/>
       <w:bookmarkEnd w:id="8"/>
-      <w:bookmarkStart w:id="9" w:name="_Toc27409"/>
+      <w:bookmarkStart w:id="9" w:name="_Toc16878"/>
       <w:r>
         <w:t>服务质量管理活动</w:t>
       </w:r>
@@ -5767,7 +5756,7 @@
         <w:pStyle w:val="28"/>
         <w:bidi w:val="0"/>
       </w:pPr>
-      <w:bookmarkStart w:id="10" w:name="_Toc16607"/>
+      <w:bookmarkStart w:id="10" w:name="_Toc16628"/>
       <w:r>
         <w:t>运维服务能力</w:t>
       </w:r>
@@ -5947,7 +5936,7 @@
         <w:snapToGrid w:val="0"/>
         <w:textAlignment w:val="baseline"/>
       </w:pPr>
-      <w:bookmarkStart w:id="11" w:name="_Toc9663"/>
+      <w:bookmarkStart w:id="11" w:name="_Toc10942"/>
       <w:r>
         <w:t>运维服务能力管理评审</w:t>
       </w:r>
@@ -6035,7 +6024,7 @@
         <w:snapToGrid w:val="0"/>
         <w:textAlignment w:val="baseline"/>
       </w:pPr>
-      <w:bookmarkStart w:id="12" w:name="_Toc12338"/>
+      <w:bookmarkStart w:id="12" w:name="_Toc22463"/>
       <w:r>
         <w:t>客户满意度调查</w:t>
       </w:r>
@@ -6140,7 +6129,7 @@
           <w:lang w:val="en-US" w:eastAsia="zh-CN"/>
         </w:rPr>
       </w:pPr>
-      <w:bookmarkStart w:id="13" w:name="_Toc25046"/>
+      <w:bookmarkStart w:id="13" w:name="_Toc29903"/>
       <w:r>
         <w:rPr>
           <w:rFonts w:hint="eastAsia"/>
@@ -6149,6 +6138,8 @@
         <w:t>运维服务质量总结、改进</w:t>
       </w:r>
       <w:bookmarkEnd w:id="13"/>
+      <w:bookmarkStart w:id="14" w:name="_GoBack"/>
+      <w:bookmarkEnd w:id="14"/>
     </w:p>
     <w:p>
       <w:pPr>

--- a/4.质量管理/2.运行记录类文件/040207-运维服务质量管理计划.docx
+++ b/4.质量管理/2.运行记录类文件/040207-运维服务质量管理计划.docx
@@ -39,7 +39,7 @@
         <w:snapToGrid w:val="0"/>
         <w:textAlignment w:val="baseline"/>
       </w:pPr>
-      <w:bookmarkStart w:id="0" w:name="_Toc12411"/>
+      <w:bookmarkStart w:id="0" w:name="_Toc12375"/>
       <w:r>
         <w:t>运维服务质量管理计划</w:t>
       </w:r>
@@ -83,7 +83,7 @@
         <w:snapToGrid w:val="0"/>
         <w:textAlignment w:val="baseline"/>
       </w:pPr>
-      <w:bookmarkStart w:id="1" w:name="_Toc17168"/>
+      <w:bookmarkStart w:id="1" w:name="_Toc31336"/>
       <w:r>
         <w:t>中达丰集团有限公司</w:t>
       </w:r>
@@ -197,7 +197,7 @@
           <w:szCs w:val="28"/>
         </w:rPr>
       </w:pPr>
-      <w:bookmarkStart w:id="2" w:name="_Toc31907"/>
+      <w:bookmarkStart w:id="2" w:name="_Toc17675"/>
       <w:r>
         <w:rPr>
           <w:rFonts w:ascii="宋体" w:hAnsi="宋体" w:eastAsia="宋体" w:cs="宋体"/>
@@ -1228,6 +1228,8 @@
               <w:tab w:val="right" w:leader="dot" w:pos="8492"/>
             </w:tabs>
           </w:pPr>
+          <w:bookmarkStart w:id="14" w:name="_GoBack"/>
+          <w:bookmarkEnd w:id="14"/>
           <w:r>
             <w:rPr>
               <w:rFonts w:ascii="Times New Roman" w:hAnsi="Times New Roman" w:eastAsia="Times New Roman" w:cs="Times New Roman"/>
@@ -1264,7 +1266,7 @@
               <w:rFonts w:ascii="Times New Roman" w:hAnsi="Times New Roman" w:eastAsia="Times New Roman" w:cs="Times New Roman"/>
               <w:szCs w:val="24"/>
             </w:rPr>
-            <w:instrText xml:space="preserve"> HYPERLINK \l _Toc12411 </w:instrText>
+            <w:instrText xml:space="preserve"> HYPERLINK \l _Toc12375 </w:instrText>
           </w:r>
           <w:r>
             <w:rPr>
@@ -1283,7 +1285,7 @@
             <w:fldChar w:fldCharType="begin"/>
           </w:r>
           <w:r>
-            <w:instrText xml:space="preserve"> PAGEREF _Toc12411 \h </w:instrText>
+            <w:instrText xml:space="preserve"> PAGEREF _Toc12375 \h </w:instrText>
           </w:r>
           <w:r>
             <w:fldChar w:fldCharType="separate"/>
@@ -1321,7 +1323,7 @@
               <w:rFonts w:ascii="Times New Roman" w:hAnsi="Times New Roman" w:eastAsia="Times New Roman" w:cs="Times New Roman"/>
               <w:szCs w:val="24"/>
             </w:rPr>
-            <w:instrText xml:space="preserve"> HYPERLINK \l _Toc17168 </w:instrText>
+            <w:instrText xml:space="preserve"> HYPERLINK \l _Toc31336 </w:instrText>
           </w:r>
           <w:r>
             <w:rPr>
@@ -1340,7 +1342,7 @@
             <w:fldChar w:fldCharType="begin"/>
           </w:r>
           <w:r>
-            <w:instrText xml:space="preserve"> PAGEREF _Toc17168 \h </w:instrText>
+            <w:instrText xml:space="preserve"> PAGEREF _Toc31336 \h </w:instrText>
           </w:r>
           <w:r>
             <w:fldChar w:fldCharType="separate"/>
@@ -1378,7 +1380,7 @@
               <w:rFonts w:ascii="Times New Roman" w:hAnsi="Times New Roman" w:eastAsia="Times New Roman" w:cs="Times New Roman"/>
               <w:szCs w:val="24"/>
             </w:rPr>
-            <w:instrText xml:space="preserve"> HYPERLINK \l _Toc31907 </w:instrText>
+            <w:instrText xml:space="preserve"> HYPERLINK \l _Toc17675 </w:instrText>
           </w:r>
           <w:r>
             <w:rPr>
@@ -1402,7 +1404,7 @@
             <w:fldChar w:fldCharType="begin"/>
           </w:r>
           <w:r>
-            <w:instrText xml:space="preserve"> PAGEREF _Toc31907 \h </w:instrText>
+            <w:instrText xml:space="preserve"> PAGEREF _Toc17675 \h </w:instrText>
           </w:r>
           <w:r>
             <w:fldChar w:fldCharType="separate"/>
@@ -1440,7 +1442,7 @@
               <w:rFonts w:ascii="Times New Roman" w:hAnsi="Times New Roman" w:eastAsia="Times New Roman" w:cs="Times New Roman"/>
               <w:szCs w:val="24"/>
             </w:rPr>
-            <w:instrText xml:space="preserve"> HYPERLINK \l _Toc5349 </w:instrText>
+            <w:instrText xml:space="preserve"> HYPERLINK \l _Toc30418 </w:instrText>
           </w:r>
           <w:r>
             <w:rPr>
@@ -1465,7 +1467,7 @@
             <w:fldChar w:fldCharType="begin"/>
           </w:r>
           <w:r>
-            <w:instrText xml:space="preserve"> PAGEREF _Toc5349 \h </w:instrText>
+            <w:instrText xml:space="preserve"> PAGEREF _Toc30418 \h </w:instrText>
           </w:r>
           <w:r>
             <w:fldChar w:fldCharType="separate"/>
@@ -1503,7 +1505,7 @@
               <w:rFonts w:ascii="Times New Roman" w:hAnsi="Times New Roman" w:eastAsia="Times New Roman" w:cs="Times New Roman"/>
               <w:szCs w:val="24"/>
             </w:rPr>
-            <w:instrText xml:space="preserve"> HYPERLINK \l _Toc29276 </w:instrText>
+            <w:instrText xml:space="preserve"> HYPERLINK \l _Toc18397 </w:instrText>
           </w:r>
           <w:r>
             <w:rPr>
@@ -1528,7 +1530,7 @@
             <w:fldChar w:fldCharType="begin"/>
           </w:r>
           <w:r>
-            <w:instrText xml:space="preserve"> PAGEREF _Toc29276 \h </w:instrText>
+            <w:instrText xml:space="preserve"> PAGEREF _Toc18397 \h </w:instrText>
           </w:r>
           <w:r>
             <w:fldChar w:fldCharType="separate"/>
@@ -1566,7 +1568,7 @@
               <w:rFonts w:ascii="Times New Roman" w:hAnsi="Times New Roman" w:eastAsia="Times New Roman" w:cs="Times New Roman"/>
               <w:szCs w:val="24"/>
             </w:rPr>
-            <w:instrText xml:space="preserve"> HYPERLINK \l _Toc18353 </w:instrText>
+            <w:instrText xml:space="preserve"> HYPERLINK \l _Toc3916 </w:instrText>
           </w:r>
           <w:r>
             <w:rPr>
@@ -1591,7 +1593,7 @@
             <w:fldChar w:fldCharType="begin"/>
           </w:r>
           <w:r>
-            <w:instrText xml:space="preserve"> PAGEREF _Toc18353 \h </w:instrText>
+            <w:instrText xml:space="preserve"> PAGEREF _Toc3916 \h </w:instrText>
           </w:r>
           <w:r>
             <w:fldChar w:fldCharType="separate"/>
@@ -1629,7 +1631,7 @@
               <w:rFonts w:ascii="Times New Roman" w:hAnsi="Times New Roman" w:eastAsia="Times New Roman" w:cs="Times New Roman"/>
               <w:szCs w:val="24"/>
             </w:rPr>
-            <w:instrText xml:space="preserve"> HYPERLINK \l _Toc7482 </w:instrText>
+            <w:instrText xml:space="preserve"> HYPERLINK \l _Toc58 </w:instrText>
           </w:r>
           <w:r>
             <w:rPr>
@@ -1654,7 +1656,7 @@
             <w:fldChar w:fldCharType="begin"/>
           </w:r>
           <w:r>
-            <w:instrText xml:space="preserve"> PAGEREF _Toc7482 \h </w:instrText>
+            <w:instrText xml:space="preserve"> PAGEREF _Toc58 \h </w:instrText>
           </w:r>
           <w:r>
             <w:fldChar w:fldCharType="separate"/>
@@ -1692,7 +1694,7 @@
               <w:rFonts w:ascii="Times New Roman" w:hAnsi="Times New Roman" w:eastAsia="Times New Roman" w:cs="Times New Roman"/>
               <w:szCs w:val="24"/>
             </w:rPr>
-            <w:instrText xml:space="preserve"> HYPERLINK \l _Toc32757 </w:instrText>
+            <w:instrText xml:space="preserve"> HYPERLINK \l _Toc13033 </w:instrText>
           </w:r>
           <w:r>
             <w:rPr>
@@ -1717,7 +1719,7 @@
             <w:fldChar w:fldCharType="begin"/>
           </w:r>
           <w:r>
-            <w:instrText xml:space="preserve"> PAGEREF _Toc32757 \h </w:instrText>
+            <w:instrText xml:space="preserve"> PAGEREF _Toc13033 \h </w:instrText>
           </w:r>
           <w:r>
             <w:fldChar w:fldCharType="separate"/>
@@ -1755,7 +1757,7 @@
               <w:rFonts w:ascii="Times New Roman" w:hAnsi="Times New Roman" w:eastAsia="Times New Roman" w:cs="Times New Roman"/>
               <w:szCs w:val="24"/>
             </w:rPr>
-            <w:instrText xml:space="preserve"> HYPERLINK \l _Toc16878 </w:instrText>
+            <w:instrText xml:space="preserve"> HYPERLINK \l _Toc14562 </w:instrText>
           </w:r>
           <w:r>
             <w:rPr>
@@ -1780,7 +1782,7 @@
             <w:fldChar w:fldCharType="begin"/>
           </w:r>
           <w:r>
-            <w:instrText xml:space="preserve"> PAGEREF _Toc16878 \h </w:instrText>
+            <w:instrText xml:space="preserve"> PAGEREF _Toc14562 \h </w:instrText>
           </w:r>
           <w:r>
             <w:fldChar w:fldCharType="separate"/>
@@ -1818,7 +1820,7 @@
               <w:rFonts w:ascii="Times New Roman" w:hAnsi="Times New Roman" w:eastAsia="Times New Roman" w:cs="Times New Roman"/>
               <w:szCs w:val="24"/>
             </w:rPr>
-            <w:instrText xml:space="preserve"> HYPERLINK \l _Toc16628 </w:instrText>
+            <w:instrText xml:space="preserve"> HYPERLINK \l _Toc409 </w:instrText>
           </w:r>
           <w:r>
             <w:rPr>
@@ -1850,7 +1852,7 @@
             <w:fldChar w:fldCharType="begin"/>
           </w:r>
           <w:r>
-            <w:instrText xml:space="preserve"> PAGEREF _Toc16628 \h </w:instrText>
+            <w:instrText xml:space="preserve"> PAGEREF _Toc409 \h </w:instrText>
           </w:r>
           <w:r>
             <w:fldChar w:fldCharType="separate"/>
@@ -1888,7 +1890,7 @@
               <w:rFonts w:ascii="Times New Roman" w:hAnsi="Times New Roman" w:eastAsia="Times New Roman" w:cs="Times New Roman"/>
               <w:szCs w:val="24"/>
             </w:rPr>
-            <w:instrText xml:space="preserve"> HYPERLINK \l _Toc10942 </w:instrText>
+            <w:instrText xml:space="preserve"> HYPERLINK \l _Toc14725 </w:instrText>
           </w:r>
           <w:r>
             <w:rPr>
@@ -1913,7 +1915,7 @@
             <w:fldChar w:fldCharType="begin"/>
           </w:r>
           <w:r>
-            <w:instrText xml:space="preserve"> PAGEREF _Toc10942 \h </w:instrText>
+            <w:instrText xml:space="preserve"> PAGEREF _Toc14725 \h </w:instrText>
           </w:r>
           <w:r>
             <w:fldChar w:fldCharType="separate"/>
@@ -1951,7 +1953,7 @@
               <w:rFonts w:ascii="Times New Roman" w:hAnsi="Times New Roman" w:eastAsia="Times New Roman" w:cs="Times New Roman"/>
               <w:szCs w:val="24"/>
             </w:rPr>
-            <w:instrText xml:space="preserve"> HYPERLINK \l _Toc22463 </w:instrText>
+            <w:instrText xml:space="preserve"> HYPERLINK \l _Toc13758 </w:instrText>
           </w:r>
           <w:r>
             <w:rPr>
@@ -1983,7 +1985,7 @@
             <w:fldChar w:fldCharType="begin"/>
           </w:r>
           <w:r>
-            <w:instrText xml:space="preserve"> PAGEREF _Toc22463 \h </w:instrText>
+            <w:instrText xml:space="preserve"> PAGEREF _Toc13758 \h </w:instrText>
           </w:r>
           <w:r>
             <w:fldChar w:fldCharType="separate"/>
@@ -2021,7 +2023,7 @@
               <w:rFonts w:ascii="Times New Roman" w:hAnsi="Times New Roman" w:eastAsia="Times New Roman" w:cs="Times New Roman"/>
               <w:szCs w:val="24"/>
             </w:rPr>
-            <w:instrText xml:space="preserve"> HYPERLINK \l _Toc29903 </w:instrText>
+            <w:instrText xml:space="preserve"> HYPERLINK \l _Toc1675 </w:instrText>
           </w:r>
           <w:r>
             <w:rPr>
@@ -2051,7 +2053,7 @@
             <w:fldChar w:fldCharType="begin"/>
           </w:r>
           <w:r>
-            <w:instrText xml:space="preserve"> PAGEREF _Toc29903 \h </w:instrText>
+            <w:instrText xml:space="preserve"> PAGEREF _Toc1675 \h </w:instrText>
           </w:r>
           <w:r>
             <w:fldChar w:fldCharType="separate"/>
@@ -2158,7 +2160,7 @@
         <w:snapToGrid w:val="0"/>
         <w:textAlignment w:val="baseline"/>
       </w:pPr>
-      <w:bookmarkStart w:id="3" w:name="_Toc5349"/>
+      <w:bookmarkStart w:id="3" w:name="_Toc30418"/>
       <w:r>
         <w:t>目的</w:t>
       </w:r>
@@ -2225,7 +2227,7 @@
         <w:snapToGrid w:val="0"/>
         <w:textAlignment w:val="baseline"/>
       </w:pPr>
-      <w:bookmarkStart w:id="4" w:name="_Toc29276"/>
+      <w:bookmarkStart w:id="4" w:name="_Toc18397"/>
       <w:r>
         <w:t>适用范围</w:t>
       </w:r>
@@ -2284,7 +2286,7 @@
         <w:snapToGrid w:val="0"/>
         <w:textAlignment w:val="baseline"/>
       </w:pPr>
-      <w:bookmarkStart w:id="5" w:name="_Toc18353"/>
+      <w:bookmarkStart w:id="5" w:name="_Toc3916"/>
       <w:r>
         <w:t>引用文件</w:t>
       </w:r>
@@ -2866,7 +2868,7 @@
         <w:snapToGrid w:val="0"/>
         <w:textAlignment w:val="baseline"/>
       </w:pPr>
-      <w:bookmarkStart w:id="6" w:name="_Toc7482"/>
+      <w:bookmarkStart w:id="6" w:name="_Toc58"/>
       <w:r>
         <w:t>术语与定义</w:t>
       </w:r>
@@ -2923,7 +2925,7 @@
         <w:snapToGrid w:val="0"/>
         <w:textAlignment w:val="baseline"/>
       </w:pPr>
-      <w:bookmarkStart w:id="7" w:name="_Toc32757"/>
+      <w:bookmarkStart w:id="7" w:name="_Toc13033"/>
       <w:r>
         <w:t>角色与职责</w:t>
       </w:r>
@@ -5710,7 +5712,7 @@
       </w:pPr>
       <w:bookmarkStart w:id="8" w:name="bookmark1"/>
       <w:bookmarkEnd w:id="8"/>
-      <w:bookmarkStart w:id="9" w:name="_Toc16878"/>
+      <w:bookmarkStart w:id="9" w:name="_Toc14562"/>
       <w:r>
         <w:t>服务质量管理活动</w:t>
       </w:r>
@@ -5756,7 +5758,7 @@
         <w:pStyle w:val="28"/>
         <w:bidi w:val="0"/>
       </w:pPr>
-      <w:bookmarkStart w:id="10" w:name="_Toc16628"/>
+      <w:bookmarkStart w:id="10" w:name="_Toc409"/>
       <w:r>
         <w:t>运维服务能力</w:t>
       </w:r>
@@ -5936,7 +5938,7 @@
         <w:snapToGrid w:val="0"/>
         <w:textAlignment w:val="baseline"/>
       </w:pPr>
-      <w:bookmarkStart w:id="11" w:name="_Toc10942"/>
+      <w:bookmarkStart w:id="11" w:name="_Toc14725"/>
       <w:r>
         <w:t>运维服务能力管理评审</w:t>
       </w:r>
@@ -6024,7 +6026,7 @@
         <w:snapToGrid w:val="0"/>
         <w:textAlignment w:val="baseline"/>
       </w:pPr>
-      <w:bookmarkStart w:id="12" w:name="_Toc22463"/>
+      <w:bookmarkStart w:id="12" w:name="_Toc13758"/>
       <w:r>
         <w:t>客户满意度调查</w:t>
       </w:r>
@@ -6129,7 +6131,7 @@
           <w:lang w:val="en-US" w:eastAsia="zh-CN"/>
         </w:rPr>
       </w:pPr>
-      <w:bookmarkStart w:id="13" w:name="_Toc29903"/>
+      <w:bookmarkStart w:id="13" w:name="_Toc1675"/>
       <w:r>
         <w:rPr>
           <w:rFonts w:hint="eastAsia"/>
@@ -6138,8 +6140,6 @@
         <w:t>运维服务质量总结、改进</w:t>
       </w:r>
       <w:bookmarkEnd w:id="13"/>
-      <w:bookmarkStart w:id="14" w:name="_GoBack"/>
-      <w:bookmarkEnd w:id="14"/>
     </w:p>
     <w:p>
       <w:pPr>

--- a/4.质量管理/2.运行记录类文件/040207-运维服务质量管理计划.docx
+++ b/4.质量管理/2.运行记录类文件/040207-运维服务质量管理计划.docx
@@ -198,6 +198,7 @@
         </w:rPr>
       </w:pPr>
       <w:bookmarkStart w:id="2" w:name="_Toc17675"/>
+      <w:bookmarkStart w:id="14" w:name="_GoBack"/>
       <w:r>
         <w:rPr>
           <w:rFonts w:ascii="宋体" w:hAnsi="宋体" w:eastAsia="宋体" w:cs="宋体"/>
@@ -209,6 +210,7 @@
       </w:r>
       <w:bookmarkEnd w:id="2"/>
     </w:p>
+    <w:bookmarkEnd w:id="14"/>
     <w:p>
       <w:pPr>
         <w:keepNext w:val="0"/>
@@ -766,7 +768,7 @@
                 <w:spacing w:val="-3"/>
                 <w:lang w:val="en-US" w:eastAsia="zh-CN"/>
               </w:rPr>
-              <w:t>李平</w:t>
+              <w:t>吴广</w:t>
             </w:r>
           </w:p>
         </w:tc>
@@ -1228,8 +1230,6 @@
               <w:tab w:val="right" w:leader="dot" w:pos="8492"/>
             </w:tabs>
           </w:pPr>
-          <w:bookmarkStart w:id="14" w:name="_GoBack"/>
-          <w:bookmarkEnd w:id="14"/>
           <w:r>
             <w:rPr>
               <w:rFonts w:ascii="Times New Roman" w:hAnsi="Times New Roman" w:eastAsia="Times New Roman" w:cs="Times New Roman"/>
